--- a/Informe Final.docx
+++ b/Informe Final.docx
@@ -665,8 +665,9 @@
           <w:lang w:eastAsia="es-CO"/>
           <w14:ligatures w14:val="none"/>
         </w:rPr>
-        <w:t xml:space="preserve"> de </w:t>
-      </w:r>
+        <w:t xml:space="preserve"> </w:t>
+      </w:r>
+      <w:proofErr w:type="gramStart"/>
       <w:r>
         <w:rPr>
           <w:rFonts w:ascii="Arial" w:eastAsia="Arial" w:hAnsi="Arial" w:cs="Arial"/>
@@ -675,8 +676,19 @@
           <w:lang w:eastAsia="es-CO"/>
           <w14:ligatures w14:val="none"/>
         </w:rPr>
+        <w:t xml:space="preserve">de </w:t>
+      </w:r>
+      <w:r>
+        <w:rPr>
+          <w:rFonts w:ascii="Arial" w:eastAsia="Arial" w:hAnsi="Arial" w:cs="Arial"/>
+          <w:color w:val="000000"/>
+          <w:kern w:val="0"/>
+          <w:lang w:eastAsia="es-CO"/>
+          <w14:ligatures w14:val="none"/>
+        </w:rPr>
         <w:t xml:space="preserve"> mayo</w:t>
       </w:r>
+      <w:proofErr w:type="gramEnd"/>
       <w:r>
         <w:rPr>
           <w:rFonts w:ascii="Arial" w:eastAsia="Arial" w:hAnsi="Arial" w:cs="Arial"/>
@@ -4836,31 +4848,24 @@
           <w:rFonts w:ascii="Arial" w:hAnsi="Arial" w:cs="Arial"/>
           <w:lang w:val="es-MX" w:eastAsia="es-CO"/>
         </w:rPr>
-        <w:t xml:space="preserve">El sistema </w:t>
-      </w:r>
+        <w:t xml:space="preserve">El sistema que maneja </w:t>
+      </w:r>
+      <w:proofErr w:type="spellStart"/>
       <w:r>
         <w:rPr>
           <w:rFonts w:ascii="Arial" w:hAnsi="Arial" w:cs="Arial"/>
           <w:lang w:val="es-MX" w:eastAsia="es-CO"/>
         </w:rPr>
-        <w:t xml:space="preserve">que maneja </w:t>
-      </w:r>
-      <w:proofErr w:type="spellStart"/>
+        <w:t>Bucaclinicos</w:t>
+      </w:r>
+      <w:proofErr w:type="spellEnd"/>
       <w:r>
         <w:rPr>
           <w:rFonts w:ascii="Arial" w:hAnsi="Arial" w:cs="Arial"/>
           <w:lang w:val="es-MX" w:eastAsia="es-CO"/>
         </w:rPr>
-        <w:t>Buca</w:t>
-      </w:r>
-      <w:r>
-        <w:rPr>
-          <w:rFonts w:ascii="Arial" w:hAnsi="Arial" w:cs="Arial"/>
-          <w:lang w:val="es-MX" w:eastAsia="es-CO"/>
-        </w:rPr>
-        <w:t>genera</w:t>
-      </w:r>
-      <w:proofErr w:type="spellEnd"/>
+        <w:t xml:space="preserve"> genera</w:t>
+      </w:r>
       <w:r>
         <w:rPr>
           <w:rFonts w:ascii="Arial" w:hAnsi="Arial" w:cs="Arial"/>
@@ -5143,6 +5148,7 @@
         <w:t xml:space="preserve">b) Desabastecimiento en temporadas de alta demanda: durante los períodos de lluvias en Bucaramanga (marzo–mayo y septiembre–noviembre) se incrementa la demanda de antibióticos, antihistamínicos y antiparasitarios. La farmacia no puede anticipar esos picos y pierde ventas en los momentos de mayor </w:t>
       </w:r>
       <w:proofErr w:type="spellStart"/>
+      <w:proofErr w:type="gramStart"/>
       <w:r>
         <w:rPr>
           <w:rFonts w:ascii="Arial" w:hAnsi="Arial" w:cs="Arial"/>
@@ -5158,6 +5164,7 @@
         <w:t>Sincronización</w:t>
       </w:r>
       <w:proofErr w:type="spellEnd"/>
+      <w:proofErr w:type="gramEnd"/>
       <w:r>
         <w:rPr>
           <w:rFonts w:ascii="Arial" w:hAnsi="Arial" w:cs="Arial"/>
@@ -5958,6 +5965,7 @@
           <w:rFonts w:cs="Arial"/>
           <w:szCs w:val="24"/>
         </w:rPr>
+        <w:lastRenderedPageBreak/>
         <w:t>2.3 Dolores (</w:t>
       </w:r>
       <w:proofErr w:type="spellStart"/>
@@ -6026,7 +6034,6 @@
         <w:rPr>
           <w:rFonts w:ascii="Arial" w:hAnsi="Arial" w:cs="Arial"/>
         </w:rPr>
-        <w:lastRenderedPageBreak/>
         <w:t>Desabasto de medicamentos de alta demanda, con ventas perdidas directas.</w:t>
       </w:r>
     </w:p>
@@ -6569,6 +6576,7 @@
               <w:rPr>
                 <w:rFonts w:ascii="Arial" w:hAnsi="Arial" w:cs="Arial"/>
               </w:rPr>
+              <w:lastRenderedPageBreak/>
               <w:t>Sin clasificación del inventario</w:t>
             </w:r>
           </w:p>
@@ -6751,7 +6759,6 @@
               <w:rPr>
                 <w:rFonts w:ascii="Arial" w:hAnsi="Arial" w:cs="Arial"/>
               </w:rPr>
-              <w:lastRenderedPageBreak/>
               <w:t>Dependencia de terceros para acceder a sus datos</w:t>
             </w:r>
           </w:p>
@@ -7119,11 +7126,19 @@
                 <w:rFonts w:ascii="Arial" w:hAnsi="Arial" w:cs="Arial"/>
               </w:rPr>
             </w:pPr>
-            <w:r>
-              <w:rPr>
-                <w:rFonts w:ascii="Arial" w:hAnsi="Arial" w:cs="Arial"/>
-              </w:rPr>
-              <w:t xml:space="preserve">API asíncrona que expone los modelos ML como </w:t>
+            <w:proofErr w:type="gramStart"/>
+            <w:r>
+              <w:rPr>
+                <w:rFonts w:ascii="Arial" w:hAnsi="Arial" w:cs="Arial"/>
+              </w:rPr>
+              <w:t>API asíncrona</w:t>
+            </w:r>
+            <w:proofErr w:type="gramEnd"/>
+            <w:r>
+              <w:rPr>
+                <w:rFonts w:ascii="Arial" w:hAnsi="Arial" w:cs="Arial"/>
+              </w:rPr>
+              <w:t xml:space="preserve"> que expone los modelos ML como </w:t>
             </w:r>
             <w:proofErr w:type="spellStart"/>
             <w:r>
@@ -7485,6 +7500,7 @@
               <w:rPr>
                 <w:rFonts w:ascii="Arial" w:hAnsi="Arial" w:cs="Arial"/>
               </w:rPr>
+              <w:lastRenderedPageBreak/>
               <w:t>Testing</w:t>
             </w:r>
             <w:proofErr w:type="spellEnd"/>
@@ -7805,7 +7821,6 @@
         <w:rPr>
           <w:rFonts w:ascii="Arial" w:hAnsi="Arial" w:cs="Arial"/>
         </w:rPr>
-        <w:lastRenderedPageBreak/>
         <w:t xml:space="preserve">Adaptada específicamente al formato POS de </w:t>
       </w:r>
       <w:proofErr w:type="spellStart"/>
@@ -7888,15 +7903,7 @@
           <w:b/>
           <w:bCs/>
         </w:rPr>
-        <w:t>Desventajas</w:t>
-      </w:r>
-      <w:r>
-        <w:rPr>
-          <w:rFonts w:ascii="Arial" w:hAnsi="Arial" w:cs="Arial"/>
-          <w:b/>
-          <w:bCs/>
-        </w:rPr>
-        <w:t>:</w:t>
+        <w:t>Desventajas:</w:t>
       </w:r>
     </w:p>
     <w:p>
@@ -8062,7 +8069,21 @@
         <w:rPr>
           <w:rFonts w:ascii="Arial" w:hAnsi="Arial" w:cs="Arial"/>
         </w:rPr>
-        <w:t>Construcción desde cero de la pipeline de limpieza, modelado y visualización.</w:t>
+        <w:t xml:space="preserve">Construcción desde cero </w:t>
+      </w:r>
+      <w:proofErr w:type="gramStart"/>
+      <w:r>
+        <w:rPr>
+          <w:rFonts w:ascii="Arial" w:hAnsi="Arial" w:cs="Arial"/>
+        </w:rPr>
+        <w:t>de la pipeline</w:t>
+      </w:r>
+      <w:proofErr w:type="gramEnd"/>
+      <w:r>
+        <w:rPr>
+          <w:rFonts w:ascii="Arial" w:hAnsi="Arial" w:cs="Arial"/>
+        </w:rPr>
+        <w:t xml:space="preserve"> de limpieza, modelado y visualización.</w:t>
       </w:r>
     </w:p>
     <w:p>
@@ -8111,6 +8132,7 @@
         <w:rPr>
           <w:rFonts w:ascii="Arial" w:hAnsi="Arial" w:cs="Arial"/>
         </w:rPr>
+        <w:lastRenderedPageBreak/>
         <w:t>Control total sobre el código fuente y los datos.</w:t>
       </w:r>
     </w:p>
@@ -8239,14 +8261,7 @@
         <w:rPr>
           <w:rFonts w:ascii="Arial" w:hAnsi="Arial" w:cs="Arial"/>
         </w:rPr>
-        <w:t xml:space="preserve">El sistema de predicción de demanda con ML no está disponible en soluciones comerciales estándar para farmacias de este tamaño en </w:t>
-      </w:r>
-      <w:r>
-        <w:rPr>
-          <w:rFonts w:ascii="Arial" w:hAnsi="Arial" w:cs="Arial"/>
-        </w:rPr>
-        <w:lastRenderedPageBreak/>
-        <w:t>Colombia, lo que significaría desarrollarlo completamente desde cero sin garantía de calidad.</w:t>
+        <w:t>El sistema de predicción de demanda con ML no está disponible en soluciones comerciales estándar para farmacias de este tamaño en Colombia, lo que significaría desarrollarlo completamente desde cero sin garantía de calidad.</w:t>
       </w:r>
     </w:p>
     <w:p>
@@ -8275,13 +8290,23 @@
         </w:rPr>
         <w:tab/>
       </w:r>
+      <w:proofErr w:type="gramStart"/>
       <w:r>
         <w:rPr>
           <w:rFonts w:ascii="Arial" w:hAnsi="Arial" w:cs="Arial"/>
           <w:sz w:val="24"/>
           <w:szCs w:val="24"/>
         </w:rPr>
-        <w:t>Matriz Ponderada y Toma de Decisiones</w:t>
+        <w:t>Matriz</w:t>
+      </w:r>
+      <w:proofErr w:type="gramEnd"/>
+      <w:r>
+        <w:rPr>
+          <w:rFonts w:ascii="Arial" w:hAnsi="Arial" w:cs="Arial"/>
+          <w:sz w:val="24"/>
+          <w:szCs w:val="24"/>
+        </w:rPr>
+        <w:t xml:space="preserve"> Ponderada y Toma de Decisiones</w:t>
       </w:r>
       <w:bookmarkEnd w:id="15"/>
     </w:p>
@@ -9182,6 +9207,7 @@
           <w:i/>
           <w:iCs/>
         </w:rPr>
+        <w:lastRenderedPageBreak/>
         <w:t>Escala: 1.0 (muy deficiente) → 5.0 (excelente)</w:t>
       </w:r>
     </w:p>
@@ -9295,14 +9321,7 @@
         <w:rPr>
           <w:rFonts w:ascii="Arial" w:hAnsi="Arial" w:cs="Arial"/>
         </w:rPr>
-        <w:t xml:space="preserve"> con los datos reales del cliente. No existe una solución comercial </w:t>
-      </w:r>
-      <w:r>
-        <w:rPr>
-          <w:rFonts w:ascii="Arial" w:hAnsi="Arial" w:cs="Arial"/>
-        </w:rPr>
-        <w:lastRenderedPageBreak/>
-        <w:t>empaquetada con análisis ABC, predicción de demanda y chat en lenguaje natural adaptados al catálogo de esta farmacia en Colombia.</w:t>
+        <w:t xml:space="preserve"> con los datos reales del cliente. No existe una solución comercial empaquetada con análisis ABC, predicción de demanda y chat en lenguaje natural adaptados al catálogo de esta farmacia en Colombia.</w:t>
       </w:r>
     </w:p>
     <w:p>
@@ -9599,6 +9618,7 @@
               <w:rPr>
                 <w:rFonts w:ascii="Arial" w:hAnsi="Arial" w:cs="Arial"/>
               </w:rPr>
+              <w:lastRenderedPageBreak/>
               <w:t>1</w:t>
             </w:r>
           </w:p>
@@ -10021,16 +10041,18 @@
           <w:b/>
           <w:bCs/>
         </w:rPr>
-        <w:t xml:space="preserve">Fase 1 </w:t>
-      </w:r>
+        <w:t xml:space="preserve">Fase </w:t>
+      </w:r>
+      <w:proofErr w:type="gramStart"/>
       <w:r>
         <w:rPr>
           <w:rFonts w:ascii="Arial" w:hAnsi="Arial" w:cs="Arial"/>
           <w:b/>
           <w:bCs/>
         </w:rPr>
-        <w:t>:</w:t>
-      </w:r>
+        <w:t>1 :</w:t>
+      </w:r>
+      <w:proofErr w:type="gramEnd"/>
       <w:r>
         <w:rPr>
           <w:rFonts w:ascii="Arial" w:hAnsi="Arial" w:cs="Arial"/>
@@ -10093,7 +10115,6 @@
         <w:rPr>
           <w:rFonts w:ascii="Arial" w:hAnsi="Arial" w:cs="Arial"/>
         </w:rPr>
-        <w:lastRenderedPageBreak/>
         <w:t xml:space="preserve">Despliegue de </w:t>
       </w:r>
       <w:proofErr w:type="spellStart"/>
@@ -10221,23 +10242,25 @@
           <w:b/>
           <w:bCs/>
         </w:rPr>
-        <w:t xml:space="preserve">Fase 2 </w:t>
-      </w:r>
+        <w:t xml:space="preserve">Fase </w:t>
+      </w:r>
+      <w:proofErr w:type="gramStart"/>
       <w:r>
         <w:rPr>
           <w:rFonts w:ascii="Arial" w:hAnsi="Arial" w:cs="Arial"/>
           <w:b/>
           <w:bCs/>
         </w:rPr>
-        <w:t xml:space="preserve">: </w:t>
-      </w:r>
+        <w:t>2 :</w:t>
+      </w:r>
+      <w:proofErr w:type="gramEnd"/>
       <w:r>
         <w:rPr>
           <w:rFonts w:ascii="Arial" w:hAnsi="Arial" w:cs="Arial"/>
           <w:b/>
           <w:bCs/>
         </w:rPr>
-        <w:t>Migración de datos y modelado:</w:t>
+        <w:t xml:space="preserve"> Migración de datos y modelado:</w:t>
       </w:r>
     </w:p>
     <w:p>
@@ -10268,7 +10291,21 @@
         <w:rPr>
           <w:rFonts w:ascii="Arial" w:hAnsi="Arial" w:cs="Arial"/>
         </w:rPr>
-        <w:t xml:space="preserve"> a la pipeline de limpieza (8 técnicas CRISP-DM).</w:t>
+        <w:t xml:space="preserve"> </w:t>
+      </w:r>
+      <w:proofErr w:type="gramStart"/>
+      <w:r>
+        <w:rPr>
+          <w:rFonts w:ascii="Arial" w:hAnsi="Arial" w:cs="Arial"/>
+        </w:rPr>
+        <w:t>a la pipeline</w:t>
+      </w:r>
+      <w:proofErr w:type="gramEnd"/>
+      <w:r>
+        <w:rPr>
+          <w:rFonts w:ascii="Arial" w:hAnsi="Arial" w:cs="Arial"/>
+        </w:rPr>
+        <w:t xml:space="preserve"> de limpieza (8 técnicas CRISP-DM).</w:t>
       </w:r>
     </w:p>
     <w:p>
@@ -10376,23 +10413,25 @@
           <w:b/>
           <w:bCs/>
         </w:rPr>
-        <w:t xml:space="preserve">Fase 3 </w:t>
-      </w:r>
+        <w:t xml:space="preserve">Fase </w:t>
+      </w:r>
+      <w:proofErr w:type="gramStart"/>
       <w:r>
         <w:rPr>
           <w:rFonts w:ascii="Arial" w:hAnsi="Arial" w:cs="Arial"/>
           <w:b/>
           <w:bCs/>
         </w:rPr>
-        <w:t xml:space="preserve">: </w:t>
-      </w:r>
+        <w:t>3 :</w:t>
+      </w:r>
+      <w:proofErr w:type="gramEnd"/>
       <w:r>
         <w:rPr>
           <w:rFonts w:ascii="Arial" w:hAnsi="Arial" w:cs="Arial"/>
           <w:b/>
           <w:bCs/>
         </w:rPr>
-        <w:t>Pruebas de aceptación (UAT):</w:t>
+        <w:t xml:space="preserve"> Pruebas de aceptación (UAT):</w:t>
       </w:r>
     </w:p>
     <w:p>
@@ -10500,23 +10539,26 @@
           <w:b/>
           <w:bCs/>
         </w:rPr>
-        <w:t xml:space="preserve">Fase 4 </w:t>
-      </w:r>
+        <w:lastRenderedPageBreak/>
+        <w:t xml:space="preserve">Fase </w:t>
+      </w:r>
+      <w:proofErr w:type="gramStart"/>
       <w:r>
         <w:rPr>
           <w:rFonts w:ascii="Arial" w:hAnsi="Arial" w:cs="Arial"/>
           <w:b/>
           <w:bCs/>
         </w:rPr>
-        <w:t xml:space="preserve">: </w:t>
-      </w:r>
+        <w:t>4 :</w:t>
+      </w:r>
+      <w:proofErr w:type="gramEnd"/>
       <w:r>
         <w:rPr>
           <w:rFonts w:ascii="Arial" w:hAnsi="Arial" w:cs="Arial"/>
           <w:b/>
           <w:bCs/>
         </w:rPr>
-        <w:t>Capacitación:</w:t>
+        <w:t xml:space="preserve"> Capacitación:</w:t>
       </w:r>
     </w:p>
     <w:p>
@@ -10610,16 +10652,18 @@
           <w:b/>
           <w:bCs/>
         </w:rPr>
-        <w:t xml:space="preserve">Fase 5 </w:t>
-      </w:r>
+        <w:t xml:space="preserve">Fase </w:t>
+      </w:r>
+      <w:proofErr w:type="gramStart"/>
       <w:r>
         <w:rPr>
           <w:rFonts w:ascii="Arial" w:hAnsi="Arial" w:cs="Arial"/>
           <w:b/>
           <w:bCs/>
         </w:rPr>
-        <w:t>:</w:t>
-      </w:r>
+        <w:t>5 :</w:t>
+      </w:r>
+      <w:proofErr w:type="gramEnd"/>
       <w:r>
         <w:rPr>
           <w:rFonts w:ascii="Arial" w:hAnsi="Arial" w:cs="Arial"/>
@@ -10693,16 +10737,18 @@
           <w:b/>
           <w:bCs/>
         </w:rPr>
-        <w:t xml:space="preserve">Fase 6 </w:t>
-      </w:r>
+        <w:t xml:space="preserve">Fase </w:t>
+      </w:r>
+      <w:proofErr w:type="gramStart"/>
       <w:r>
         <w:rPr>
           <w:rFonts w:ascii="Arial" w:hAnsi="Arial" w:cs="Arial"/>
           <w:b/>
           <w:bCs/>
         </w:rPr>
-        <w:t>:</w:t>
-      </w:r>
+        <w:t>6 :</w:t>
+      </w:r>
+      <w:proofErr w:type="gramEnd"/>
       <w:r>
         <w:rPr>
           <w:rFonts w:ascii="Arial" w:hAnsi="Arial" w:cs="Arial"/>
@@ -10760,7 +10806,6 @@
           <w:rFonts w:cs="Arial"/>
           <w:szCs w:val="24"/>
         </w:rPr>
-        <w:lastRenderedPageBreak/>
         <w:t>5.3 Recursos</w:t>
       </w:r>
       <w:bookmarkEnd w:id="20"/>
@@ -11275,8 +11320,16 @@
               <w:rPr>
                 <w:rFonts w:ascii="Arial" w:hAnsi="Arial" w:cs="Arial"/>
               </w:rPr>
-              <w:t>AWS EC2 t2.medium</w:t>
-            </w:r>
+              <w:t>AWS EC2 t</w:t>
+            </w:r>
+            <w:proofErr w:type="gramStart"/>
+            <w:r>
+              <w:rPr>
+                <w:rFonts w:ascii="Arial" w:hAnsi="Arial" w:cs="Arial"/>
+              </w:rPr>
+              <w:t>2.medium</w:t>
+            </w:r>
+            <w:proofErr w:type="gramEnd"/>
           </w:p>
         </w:tc>
         <w:tc>
@@ -11550,6 +11603,7 @@
               <w:rPr>
                 <w:rFonts w:ascii="Arial" w:hAnsi="Arial" w:cs="Arial"/>
               </w:rPr>
+              <w:lastRenderedPageBreak/>
               <w:t>Datos históricos insuficientes para capturar estacionalidad</w:t>
             </w:r>
           </w:p>
@@ -11895,7 +11949,6 @@
               <w:rPr>
                 <w:rFonts w:ascii="Arial" w:hAnsi="Arial" w:cs="Arial"/>
               </w:rPr>
-              <w:lastRenderedPageBreak/>
               <w:t>Actividad</w:t>
             </w:r>
           </w:p>
@@ -12969,6 +13022,7 @@
               <w:rPr>
                 <w:rFonts w:ascii="Arial" w:hAnsi="Arial" w:cs="Arial"/>
               </w:rPr>
+              <w:lastRenderedPageBreak/>
               <w:t>Capacitación del personal</w:t>
             </w:r>
           </w:p>
@@ -14243,7 +14297,6 @@
                 <w:rFonts w:ascii="Arial" w:hAnsi="Arial" w:cs="Arial"/>
                 <w:b/>
               </w:rPr>
-              <w:lastRenderedPageBreak/>
               <w:t>Cobertura de pruebas automatizadas</w:t>
             </w:r>
           </w:p>
@@ -14728,7 +14781,16 @@
                 <w:b/>
                 <w:bCs/>
               </w:rPr>
-              <w:t>Ajuste del plan de compras según clasificación A/B/C</w:t>
+              <w:t xml:space="preserve">Ajuste del plan de compras según </w:t>
+            </w:r>
+            <w:r>
+              <w:rPr>
+                <w:rFonts w:ascii="Arial" w:hAnsi="Arial" w:cs="Arial"/>
+                <w:b/>
+                <w:bCs/>
+              </w:rPr>
+              <w:lastRenderedPageBreak/>
+              <w:t>clasificación A/B/C</w:t>
             </w:r>
           </w:p>
         </w:tc>
@@ -14753,6 +14815,7 @@
                 <w:b/>
                 <w:bCs/>
               </w:rPr>
+              <w:lastRenderedPageBreak/>
               <w:t>Adopción del sistema</w:t>
             </w:r>
           </w:p>
@@ -15395,14 +15458,7 @@
         <w:rPr>
           <w:rFonts w:ascii="Arial" w:hAnsi="Arial" w:cs="Arial"/>
         </w:rPr>
-        <w:t xml:space="preserve"> necesita una herramienta analítica </w:t>
-      </w:r>
-      <w:r>
-        <w:rPr>
-          <w:rFonts w:ascii="Arial" w:hAnsi="Arial" w:cs="Arial"/>
-        </w:rPr>
-        <w:lastRenderedPageBreak/>
-        <w:t>especializada sin incurrir en el costo de un desarrollo interno. Esta alineación de intereses permitió aplicar la estrategia ganar-ganar, en la que ambas partes ceden en puntos secundarios para obtener valor en los puntos prioritarios.</w:t>
+        <w:t xml:space="preserve"> necesita una herramienta analítica especializada sin incurrir en el costo de un desarrollo interno. Esta alineación de intereses permitió aplicar la estrategia ganar-ganar, en la que ambas partes ceden en puntos secundarios para obtener valor en los puntos prioritarios.</w:t>
       </w:r>
     </w:p>
     <w:p>
@@ -15516,6 +15572,7 @@
           <w:b/>
           <w:bCs/>
         </w:rPr>
+        <w:lastRenderedPageBreak/>
         <w:t>8.3 Puntos negociados</w:t>
       </w:r>
     </w:p>
@@ -16066,14 +16123,7 @@
           <w:rFonts w:cs="Arial"/>
           <w:szCs w:val="24"/>
         </w:rPr>
-        <w:t>8.4 Conflictos y resolució</w:t>
-      </w:r>
-      <w:r>
-        <w:rPr>
-          <w:rFonts w:cs="Arial"/>
-          <w:szCs w:val="24"/>
-        </w:rPr>
-        <w:t>n</w:t>
+        <w:t>8.4 Conflictos y resolución</w:t>
       </w:r>
       <w:bookmarkEnd w:id="30"/>
     </w:p>
@@ -16144,14 +16194,7 @@
         <w:rPr>
           <w:rFonts w:ascii="Arial" w:hAnsi="Arial" w:cs="Arial"/>
         </w:rPr>
-        <w:t xml:space="preserve"> El cliente consideró inicialmente que un proyecto académico no debía tener costo monetario. El Proveedor presentó el valor cuantificable entregado: $717.300.012 COP en ventas </w:t>
-      </w:r>
-      <w:r>
-        <w:rPr>
-          <w:rFonts w:ascii="Arial" w:hAnsi="Arial" w:cs="Arial"/>
-        </w:rPr>
-        <w:lastRenderedPageBreak/>
-        <w:t xml:space="preserve">analizadas, 43 productos en pérdida detectados, </w:t>
+        <w:t xml:space="preserve"> El cliente consideró inicialmente que un proyecto académico no debía tener costo monetario. El Proveedor presentó el valor cuantificable entregado: $717.300.012 COP en ventas analizadas, 43 productos en pérdida detectados, </w:t>
       </w:r>
       <w:proofErr w:type="spellStart"/>
       <w:r>
@@ -16219,6 +16262,7 @@
           <w:sz w:val="24"/>
           <w:szCs w:val="24"/>
         </w:rPr>
+        <w:lastRenderedPageBreak/>
         <w:t>9. Acta de Negociación y Cierre de Acuerdos</w:t>
       </w:r>
       <w:bookmarkEnd w:id="31"/>
@@ -16769,7 +16813,6 @@
           <w:rFonts w:ascii="Arial" w:hAnsi="Arial" w:cs="Arial"/>
           <w:lang w:eastAsia="es-CO"/>
         </w:rPr>
-        <w:lastRenderedPageBreak/>
         <w:t>Frontend</w:t>
       </w:r>
       <w:proofErr w:type="spellEnd"/>
@@ -16902,6 +16945,7 @@
           <w:rFonts w:ascii="Arial" w:hAnsi="Arial" w:cs="Arial"/>
           <w:lang w:eastAsia="es-CO"/>
         </w:rPr>
+        <w:lastRenderedPageBreak/>
         <w:t xml:space="preserve">Autenticación JWT (HS256) + </w:t>
       </w:r>
       <w:proofErr w:type="spellStart"/>
@@ -17153,12 +17197,21 @@
                 <w:lang w:eastAsia="es-CO"/>
               </w:rPr>
             </w:pPr>
+            <w:proofErr w:type="gramStart"/>
             <w:r>
               <w:rPr>
                 <w:rStyle w:val="Fuerte"/>
                 <w:rFonts w:ascii="Arial" w:hAnsi="Arial" w:cs="Arial"/>
               </w:rPr>
-              <w:t>Total acordado</w:t>
+              <w:t>Total</w:t>
+            </w:r>
+            <w:proofErr w:type="gramEnd"/>
+            <w:r>
+              <w:rPr>
+                <w:rStyle w:val="Fuerte"/>
+                <w:rFonts w:ascii="Arial" w:hAnsi="Arial" w:cs="Arial"/>
+              </w:rPr>
+              <w:t xml:space="preserve"> acordado</w:t>
             </w:r>
           </w:p>
         </w:tc>
@@ -17739,7 +17792,6 @@
           <w:szCs w:val="24"/>
           <w:lang w:eastAsia="es-CO"/>
         </w:rPr>
-        <w:lastRenderedPageBreak/>
         <w:t>4. Soporte y mantenimiento</w:t>
       </w:r>
       <w:bookmarkEnd w:id="34"/>
@@ -17862,6 +17914,7 @@
           <w:bCs/>
           <w:lang w:eastAsia="es-CO"/>
         </w:rPr>
+        <w:lastRenderedPageBreak/>
         <w:t>Incidencia alta:</w:t>
       </w:r>
       <w:r>
@@ -18280,7 +18333,6 @@
           <w:bCs/>
           <w:lang w:eastAsia="es-CO"/>
         </w:rPr>
-        <w:lastRenderedPageBreak/>
         <w:t>Cliente (</w:t>
       </w:r>
       <w:proofErr w:type="spellStart"/>
@@ -18374,6 +18426,7 @@
           <w:rFonts w:ascii="Arial" w:hAnsi="Arial" w:cs="Arial"/>
           <w:lang w:eastAsia="es-CO"/>
         </w:rPr>
+        <w:lastRenderedPageBreak/>
         <w:t>Designar un interlocutor responsable de validaciones y pruebas de aceptación UAT.</w:t>
       </w:r>
     </w:p>
@@ -18484,6 +18537,7 @@
                 <w:lang w:eastAsia="es-CO"/>
               </w:rPr>
             </w:pPr>
+            <w:proofErr w:type="gramStart"/>
             <w:r>
               <w:rPr>
                 <w:rFonts w:ascii="Arial" w:hAnsi="Arial" w:cs="Arial"/>
@@ -18500,6 +18554,7 @@
               <w:t>Bucaclínicos</w:t>
             </w:r>
             <w:proofErr w:type="spellEnd"/>
+            <w:proofErr w:type="gramEnd"/>
             <w:r>
               <w:rPr>
                 <w:rFonts w:ascii="Arial" w:hAnsi="Arial" w:cs="Arial"/>
@@ -18520,63 +18575,51 @@
                 <w:rFonts w:ascii="Arial" w:hAnsi="Arial" w:cs="Arial"/>
                 <w:lang w:eastAsia="es-CO"/>
               </w:rPr>
-              <w:t>Representante</w:t>
-            </w:r>
-            <w:r>
+              <w:t xml:space="preserve">Representante: </w:t>
+            </w:r>
+          </w:p>
+          <w:p>
+            <w:pPr>
               <w:rPr>
                 <w:rFonts w:ascii="Arial" w:hAnsi="Arial" w:cs="Arial"/>
                 <w:lang w:eastAsia="es-CO"/>
               </w:rPr>
-              <w:t xml:space="preserve">: </w:t>
-            </w:r>
-          </w:p>
-          <w:p>
-            <w:pPr>
+            </w:pPr>
+            <w:r>
               <w:rPr>
                 <w:rFonts w:ascii="Arial" w:hAnsi="Arial" w:cs="Arial"/>
                 <w:lang w:eastAsia="es-CO"/>
               </w:rPr>
-            </w:pPr>
-            <w:r>
+              <w:t>Cargo:</w:t>
+            </w:r>
+          </w:p>
+        </w:tc>
+        <w:tc>
+          <w:tcPr>
+            <w:tcW w:w="4414" w:type="dxa"/>
+          </w:tcPr>
+          <w:p>
+            <w:pPr>
               <w:rPr>
                 <w:rFonts w:ascii="Arial" w:hAnsi="Arial" w:cs="Arial"/>
                 <w:lang w:eastAsia="es-CO"/>
               </w:rPr>
-              <w:t>Cargo:</w:t>
-            </w:r>
-          </w:p>
-        </w:tc>
-        <w:tc>
-          <w:tcPr>
-            <w:tcW w:w="4414" w:type="dxa"/>
-          </w:tcPr>
-          <w:p>
-            <w:pPr>
+            </w:pPr>
+            <w:proofErr w:type="gramStart"/>
+            <w:r>
               <w:rPr>
                 <w:rFonts w:ascii="Arial" w:hAnsi="Arial" w:cs="Arial"/>
                 <w:lang w:eastAsia="es-CO"/>
               </w:rPr>
-            </w:pPr>
+              <w:t>Proveedor :</w:t>
+            </w:r>
+            <w:proofErr w:type="gramEnd"/>
             <w:r>
               <w:rPr>
                 <w:rFonts w:ascii="Arial" w:hAnsi="Arial" w:cs="Arial"/>
                 <w:lang w:eastAsia="es-CO"/>
               </w:rPr>
-              <w:t xml:space="preserve">Proveedor </w:t>
-            </w:r>
-            <w:r>
-              <w:rPr>
-                <w:rFonts w:ascii="Arial" w:hAnsi="Arial" w:cs="Arial"/>
-                <w:lang w:eastAsia="es-CO"/>
-              </w:rPr>
-              <w:t xml:space="preserve">: </w:t>
-            </w:r>
-            <w:r>
-              <w:rPr>
-                <w:rFonts w:ascii="Arial" w:hAnsi="Arial" w:cs="Arial"/>
-                <w:lang w:eastAsia="es-CO"/>
-              </w:rPr>
-              <w:t> Equipo BUCAMLAI</w:t>
+              <w:t xml:space="preserve">  Equipo BUCAMLAI</w:t>
             </w:r>
           </w:p>
           <w:p>
@@ -18962,15 +19005,7 @@
           <w:rFonts w:ascii="Arial" w:hAnsi="Arial" w:cs="Arial"/>
           <w:lang w:eastAsia="es-CO"/>
         </w:rPr>
-        <w:t xml:space="preserve">El proyecto BUCAMLAI demostró que la transformación digital de una empresa de mediano tamaño no requiere grandes presupuestos, sino una alineación precisa entre el problema de negocio y la solución tecnológica. La metodología CRISP-DM garantizó que cada decisión técnica tuviera un correlato directo en el problema operativo del cliente. La trazabilidad IEEE 830 → CRISP-DM → modelos ML → </w:t>
-      </w:r>
-      <w:r>
-        <w:rPr>
-          <w:rFonts w:ascii="Arial" w:hAnsi="Arial" w:cs="Arial"/>
-          <w:lang w:eastAsia="es-CO"/>
-        </w:rPr>
-        <w:lastRenderedPageBreak/>
-        <w:t>pruebas automatizadas hace que cada requisito de negocio pueda rastrearse hasta el código que lo satisface.</w:t>
+        <w:t>El proyecto BUCAMLAI demostró que la transformación digital de una empresa de mediano tamaño no requiere grandes presupuestos, sino una alineación precisa entre el problema de negocio y la solución tecnológica. La metodología CRISP-DM garantizó que cada decisión técnica tuviera un correlato directo en el problema operativo del cliente. La trazabilidad IEEE 830 → CRISP-DM → modelos ML → pruebas automatizadas hace que cada requisito de negocio pueda rastrearse hasta el código que lo satisface.</w:t>
       </w:r>
     </w:p>
     <w:p>
@@ -19036,6 +19071,7 @@
           <w:szCs w:val="24"/>
           <w:lang w:eastAsia="es-CO"/>
         </w:rPr>
+        <w:lastRenderedPageBreak/>
         <w:t>10.2 ¿La solución responde al problema?</w:t>
       </w:r>
       <w:bookmarkEnd w:id="40"/>
@@ -19303,7 +19339,6 @@
           <w:szCs w:val="24"/>
           <w:lang w:eastAsia="es-CO"/>
         </w:rPr>
-        <w:lastRenderedPageBreak/>
         <w:t>10.4 Recomendaciones estratégicas</w:t>
       </w:r>
       <w:bookmarkEnd w:id="42"/>
@@ -19389,7 +19424,15 @@
           <w:rFonts w:ascii="Arial" w:hAnsi="Arial" w:cs="Arial"/>
           <w:lang w:eastAsia="es-CO"/>
         </w:rPr>
-        <w:t> evaluar la integración directa con el POS para eliminar la carga manual de CSV y explorar la integración con datos epidemiológicos oficiales del Ministerio de Salud para anticipar picos de demanda estacionales en Bucaramanga.</w:t>
+        <w:t xml:space="preserve"> evaluar la integración directa con el POS para eliminar la carga manual de CSV y explorar la integración con datos </w:t>
+      </w:r>
+      <w:r>
+        <w:rPr>
+          <w:rFonts w:ascii="Arial" w:hAnsi="Arial" w:cs="Arial"/>
+          <w:lang w:eastAsia="es-CO"/>
+        </w:rPr>
+        <w:lastRenderedPageBreak/>
+        <w:t>epidemiológicos oficiales del Ministerio de Salud para anticipar picos de demanda estacionales en Bucaramanga.</w:t>
       </w:r>
     </w:p>
     <w:p>
@@ -26394,6 +26437,7 @@
   <w:style w:type="character" w:default="1" w:styleId="Fuentedeprrafopredeter">
     <w:name w:val="Default Paragraph Font"/>
     <w:uiPriority w:val="1"/>
+    <w:semiHidden/>
     <w:unhideWhenUsed/>
   </w:style>
   <w:style w:type="table" w:default="1" w:styleId="Tablanormal">
